--- a/note explicative.docx
+++ b/note explicative.docx
@@ -11,11 +11,40 @@
           <w:b/>
           <w:bCs/>
         </w:rPr>
+        <w:fldChar w:fldCharType="begin"/>
+      </w:r>
+      <w:r>
+        <w:rPr>
+          <w:b/>
+          <w:bCs/>
+        </w:rPr>
+        <w:instrText>HYPERLINK "https://github.com/Itsyehia/IA-Chatway-RAG.git"</w:instrText>
+      </w:r>
+      <w:r>
+        <w:rPr>
+          <w:b/>
+          <w:bCs/>
+        </w:rPr>
+      </w:r>
+      <w:r>
+        <w:rPr>
+          <w:b/>
+          <w:bCs/>
+        </w:rPr>
+        <w:fldChar w:fldCharType="separate"/>
+      </w:r>
+      <w:r>
+        <w:rPr>
+          <w:rStyle w:val="Hyperlink"/>
+          <w:b/>
+          <w:bCs/>
+        </w:rPr>
         <w:t xml:space="preserve">Note explicative du </w:t>
       </w:r>
       <w:proofErr w:type="spellStart"/>
       <w:r>
         <w:rPr>
+          <w:rStyle w:val="Hyperlink"/>
           <w:b/>
           <w:bCs/>
         </w:rPr>
@@ -24,6 +53,7 @@
       <w:proofErr w:type="spellEnd"/>
       <w:r>
         <w:rPr>
+          <w:rStyle w:val="Hyperlink"/>
           <w:b/>
           <w:bCs/>
         </w:rPr>
@@ -32,6 +62,7 @@
       <w:proofErr w:type="spellStart"/>
       <w:r>
         <w:rPr>
+          <w:rStyle w:val="Hyperlink"/>
           <w:b/>
           <w:bCs/>
         </w:rPr>
@@ -39,6 +70,13 @@
       </w:r>
       <w:proofErr w:type="spellEnd"/>
       <w:r>
+        <w:rPr>
+          <w:b/>
+          <w:bCs/>
+        </w:rPr>
+        <w:fldChar w:fldCharType="end"/>
+      </w:r>
+      <w:r>
         <w:t xml:space="preserve"> </w:t>
       </w:r>
       <w:proofErr w:type="gramStart"/>
@@ -55,8 +93,18 @@
           <w:b/>
           <w:bCs/>
         </w:rPr>
-        <w:t xml:space="preserve"> Yehia Shaikhoun</w:t>
-      </w:r>
+        <w:t xml:space="preserve"> </w:t>
+      </w:r>
+      <w:hyperlink r:id="rId5" w:history="1">
+        <w:r>
+          <w:rPr>
+            <w:rStyle w:val="Hyperlink"/>
+            <w:b/>
+            <w:bCs/>
+          </w:rPr>
+          <w:t>Yehia Shaikhoun</w:t>
+        </w:r>
+      </w:hyperlink>
     </w:p>
     <w:p>
       <w:pPr>
@@ -3145,11 +3193,19 @@
         <w:t>n'est pas mauvais</w:t>
       </w:r>
       <w:r>
-        <w:t>, mais i</w:t>
-      </w:r>
-      <w:proofErr w:type="spellStart"/>
-      <w:r>
-        <w:t>nadapté</w:t>
+        <w:t xml:space="preserve">, </w:t>
+      </w:r>
+      <w:proofErr w:type="spellStart"/>
+      <w:r>
+        <w:t>mais</w:t>
+      </w:r>
+      <w:proofErr w:type="spellEnd"/>
+      <w:r>
+        <w:t xml:space="preserve"> </w:t>
+      </w:r>
+      <w:proofErr w:type="spellStart"/>
+      <w:r>
+        <w:t>inadapté</w:t>
       </w:r>
       <w:proofErr w:type="spellEnd"/>
       <w:r>
@@ -4580,6 +4636,7 @@
   <w:style w:type="character" w:default="1" w:styleId="DefaultParagraphFont">
     <w:name w:val="Default Paragraph Font"/>
     <w:uiPriority w:val="1"/>
+    <w:semiHidden/>
     <w:unhideWhenUsed/>
   </w:style>
   <w:style w:type="table" w:default="1" w:styleId="TableNormal">
@@ -4923,6 +4980,29 @@
       <w:szCs w:val="20"/>
     </w:rPr>
   </w:style>
+  <w:style w:type="character" w:styleId="Hyperlink">
+    <w:name w:val="Hyperlink"/>
+    <w:basedOn w:val="DefaultParagraphFont"/>
+    <w:uiPriority w:val="99"/>
+    <w:unhideWhenUsed/>
+    <w:rsid w:val="00491607"/>
+    <w:rPr>
+      <w:color w:val="467886" w:themeColor="hyperlink"/>
+      <w:u w:val="single"/>
+    </w:rPr>
+  </w:style>
+  <w:style w:type="character" w:styleId="UnresolvedMention">
+    <w:name w:val="Unresolved Mention"/>
+    <w:basedOn w:val="DefaultParagraphFont"/>
+    <w:uiPriority w:val="99"/>
+    <w:semiHidden/>
+    <w:unhideWhenUsed/>
+    <w:rsid w:val="00491607"/>
+    <w:rPr>
+      <w:color w:val="605E5C"/>
+      <w:shd w:val="clear" w:color="auto" w:fill="E1DFDD"/>
+    </w:rPr>
+  </w:style>
 </w:styles>
 </file>
 
